--- a/server/test_data/documents/06_Competency_Ticket_Certificate.docx
+++ b/server/test_data/documents/06_Competency_Ticket_Certificate.docx
@@ -4,7 +4,53 @@
   <w:body>
     <w:p>
       <w:pPr>
-        <w:spacing w:after="60" w:before="200"/>
+        <w:spacing w:after="120" w:before="120"/>
+        <w:jc w:val="center"/>
+      </w:pPr>
+      <w:r>
+        <w:drawing>
+          <wp:inline distT="0" distB="0" distL="0" distR="0">
+            <wp:extent cx="762000" cy="762000"/>
+            <wp:effectExtent t="0" r="0" b="0" l="0"/>
+            <wp:docPr id="7" name=""/>
+            <wp:cNvGraphicFramePr>
+              <a:graphicFrameLocks xmlns:a="http://schemas.openxmlformats.org/drawingml/2006/main" noChangeAspect="1"/>
+            </wp:cNvGraphicFramePr>
+            <a:graphic xmlns:a="http://schemas.openxmlformats.org/drawingml/2006/main">
+              <a:graphicData uri="http://schemas.openxmlformats.org/drawingml/2006/picture">
+                <pic:pic xmlns:pic="http://schemas.openxmlformats.org/drawingml/2006/picture">
+                  <pic:nvPicPr>
+                    <pic:cNvPr id="0" name="" descr=""/>
+                    <pic:cNvPicPr>
+                      <a:picLocks noChangeAspect="1" noChangeArrowheads="1"/>
+                    </pic:cNvPicPr>
+                  </pic:nvPicPr>
+                  <pic:blipFill>
+                    <a:blip r:embed="rId7" cstate="none"/>
+                    <a:srcRect/>
+                    <a:stretch>
+                      <a:fillRect/>
+                    </a:stretch>
+                  </pic:blipFill>
+                  <pic:spPr bwMode="auto">
+                    <a:xfrm>
+                      <a:off x="0" y="0"/>
+                      <a:ext cx="762000" cy="762000"/>
+                    </a:xfrm>
+                    <a:prstGeom prst="rect">
+                      <a:avLst/>
+                    </a:prstGeom>
+                  </pic:spPr>
+                </pic:pic>
+              </a:graphicData>
+            </a:graphic>
+          </wp:inline>
+        </w:drawing>
+      </w:r>
+    </w:p>
+    <w:p>
+      <w:pPr>
+        <w:spacing w:after="60" w:before="100"/>
         <w:jc w:val="center"/>
       </w:pPr>
       <w:r>
@@ -20,14 +66,14 @@
     </w:p>
     <w:p>
       <w:pPr>
-        <w:spacing w:after="100" w:before="0"/>
+        <w:spacing w:after="80" w:before="0"/>
         <w:jc w:val="center"/>
       </w:pPr>
       <w:r>
         <w:rPr>
           <w:b/>
           <w:bCs/>
-          <w:color w:val="0B3486"/>
+          <w:color w:val="ED9139"/>
           <w:sz w:val="28"/>
           <w:szCs w:val="28"/>
         </w:rPr>
@@ -36,7 +82,7 @@
     </w:p>
     <w:p>
       <w:pPr>
-        <w:spacing w:after="200" w:before="0"/>
+        <w:spacing w:after="180" w:before="0"/>
         <w:jc w:val="center"/>
       </w:pPr>
       <w:r>
@@ -45,12 +91,12 @@
           <w:sz w:val="18"/>
           <w:szCs w:val="18"/>
         </w:rPr>
-        <w:t xml:space="preserve">RTO Provider Code: 52418 | ABN 89 612 431 902 | Perth, Western Australia</w:t>
-      </w:r>
-    </w:p>
-    <w:p>
-      <w:pPr>
-        <w:spacing w:after="100" w:before="100"/>
+        <w:t xml:space="preserve">RTO Provider Code: 52418 | ABN 89 612 431 902 | Perth, Western Australia | tickets@certhero.study</w:t>
+      </w:r>
+    </w:p>
+    <w:p>
+      <w:pPr>
+        <w:spacing w:after="80" w:before="100"/>
         <w:jc w:val="center"/>
       </w:pPr>
       <w:r>
@@ -65,14 +111,14 @@
     </w:p>
     <w:p>
       <w:pPr>
-        <w:spacing w:after="200" w:before="0"/>
+        <w:spacing w:after="180" w:before="0"/>
         <w:jc w:val="center"/>
       </w:pPr>
       <w:r>
         <w:rPr>
           <w:b/>
           <w:bCs/>
-          <w:color w:val="0B3486"/>
+          <w:color w:val="0F172A"/>
           <w:sz w:val="32"/>
           <w:szCs w:val="32"/>
         </w:rPr>
@@ -89,56 +135,133 @@
           <w:sz w:val="20"/>
           <w:szCs w:val="20"/>
         </w:rPr>
-        <w:t xml:space="preserve">has fulfilled all requirements and demonstrated competency in:</w:t>
-      </w:r>
-    </w:p>
-    <w:p>
-      <w:pPr>
-        <w:spacing w:after="80" w:before="0"/>
+        <w:t xml:space="preserve">has fulfilled all statutory requirements and demonstrated competency in the following units:</w:t>
+      </w:r>
+    </w:p>
+    <w:p>
+      <w:pPr>
+        <w:spacing w:after="40" w:before="40"/>
         <w:jc w:val="center"/>
       </w:pPr>
       <w:r>
         <w:rPr>
           <w:b/>
           <w:bCs/>
+          <w:color w:val="ED9139"/>
+        </w:rPr>
+        <w:t xml:space="preserve">✔ </w:t>
+      </w:r>
+      <w:r>
+        <w:rPr>
+          <w:b/>
+          <w:bCs/>
           <w:color w:val="0F172A"/>
-          <w:sz w:val="24"/>
-          <w:szCs w:val="24"/>
+          <w:sz w:val="22"/>
+          <w:szCs w:val="22"/>
         </w:rPr>
         <w:t xml:space="preserve">RIIWHS204E — WORK SAFELY AT HEIGHTS</w:t>
       </w:r>
     </w:p>
     <w:p>
       <w:pPr>
-        <w:spacing w:after="80" w:before="0"/>
+        <w:spacing w:after="40" w:before="40"/>
         <w:jc w:val="center"/>
       </w:pPr>
       <w:r>
         <w:rPr>
           <w:b/>
           <w:bCs/>
+          <w:color w:val="ED9139"/>
+        </w:rPr>
+        <w:t xml:space="preserve">✔ </w:t>
+      </w:r>
+      <w:r>
+        <w:rPr>
+          <w:b/>
+          <w:bCs/>
           <w:color w:val="0F172A"/>
-          <w:sz w:val="24"/>
-          <w:szCs w:val="24"/>
+          <w:sz w:val="22"/>
+          <w:szCs w:val="22"/>
         </w:rPr>
         <w:t xml:space="preserve">RIIWHS202E — ENTER AND WORK IN CONFINED SPACES</w:t>
       </w:r>
     </w:p>
     <w:p>
       <w:pPr>
-        <w:spacing w:after="240" w:before="0"/>
+        <w:spacing w:after="40" w:before="40"/>
         <w:jc w:val="center"/>
       </w:pPr>
       <w:r>
         <w:rPr>
           <w:b/>
           <w:bCs/>
+          <w:color w:val="ED9139"/>
+        </w:rPr>
+        <w:t xml:space="preserve">✔ </w:t>
+      </w:r>
+      <w:r>
+        <w:rPr>
+          <w:b/>
+          <w:bCs/>
           <w:color w:val="0F172A"/>
-          <w:sz w:val="24"/>
-          <w:szCs w:val="24"/>
+          <w:sz w:val="22"/>
+          <w:szCs w:val="22"/>
         </w:rPr>
         <w:t xml:space="preserve">STD11 — SURFACE MINING SAFETY INDUCTION</w:t>
       </w:r>
+    </w:p>
+    <w:p>
+      <w:pPr>
+        <w:spacing w:after="40" w:before="40"/>
+        <w:jc w:val="center"/>
+      </w:pPr>
+      <w:r>
+        <w:rPr>
+          <w:b/>
+          <w:bCs/>
+          <w:color w:val="ED9139"/>
+        </w:rPr>
+        <w:t xml:space="preserve">✔ </w:t>
+      </w:r>
+      <w:r>
+        <w:rPr>
+          <w:b/>
+          <w:bCs/>
+          <w:color w:val="0F172A"/>
+          <w:sz w:val="22"/>
+          <w:szCs w:val="22"/>
+        </w:rPr>
+        <w:t xml:space="preserve">HLTAID011 — PROVIDE FIRST AID &amp; CPR</w:t>
+      </w:r>
+    </w:p>
+    <w:p>
+      <w:pPr>
+        <w:spacing w:after="40" w:before="40"/>
+        <w:jc w:val="center"/>
+      </w:pPr>
+      <w:r>
+        <w:rPr>
+          <w:b/>
+          <w:bCs/>
+          <w:color w:val="ED9139"/>
+        </w:rPr>
+        <w:t xml:space="preserve">✔ </w:t>
+      </w:r>
+      <w:r>
+        <w:rPr>
+          <w:b/>
+          <w:bCs/>
+          <w:color w:val="0F172A"/>
+          <w:sz w:val="22"/>
+          <w:szCs w:val="22"/>
+        </w:rPr>
+        <w:t xml:space="preserve">CPCWHS1001 — PREPARE TO WORK SAFELY IN THE CONSTRUCTION INDUSTRY (WHITE CARD WA)</w:t>
+      </w:r>
+    </w:p>
+    <w:p>
+      <w:pPr>
+        <w:spacing w:after="100" w:before="200"/>
+      </w:pPr>
     </w:p>
     <w:tbl>
       <w:tblPr>
@@ -160,11 +283,24 @@
         <w:tc>
           <w:p>
             <w:r>
+              <w:rPr>
+                <w:b/>
+                <w:bCs/>
+              </w:rPr>
               <w:t xml:space="preserve">Certificate No: CERT-FIFO-53</w:t>
             </w:r>
+          </w:p>
+          <w:p>
             <w:r>
-              <w:t xml:space="preserve">
-Date Issued: 25/10/2026</w:t>
+              <w:t xml:space="preserve">Date Issued: 27/10/2026</w:t>
+            </w:r>
+          </w:p>
+          <w:p>
+            <w:r>
+              <w:rPr>
+                <w:color w:val="64748B"/>
+              </w:rPr>
+              <w:t xml:space="preserve">Verification: https://certhero.study/verify</w:t>
             </w:r>
           </w:p>
         </w:tc>
@@ -173,13 +309,15 @@
             <w:r>
               <w:t xml:space="preserve">_______________________________</w:t>
             </w:r>
+          </w:p>
+          <w:p>
             <w:r>
               <w:rPr>
                 <w:b/>
                 <w:bCs/>
               </w:rPr>
-              <w:t xml:space="preserve">
-Principal Executive Officer / RTO Director</w:t>
+              <w:t xml:space="preserve">Principal Executive Officer / RTO Director
+CertHero Training &amp; Assessment Systems</w:t>
             </w:r>
           </w:p>
         </w:tc>
